--- a/projects/proposal-tool/templates/JKA_Tax_Prep_Engagement_Letter_TEMPLATE.docx
+++ b/projects/proposal-tool/templates/JKA_Tax_Prep_Engagement_Letter_TEMPLATE.docx
@@ -874,7 +874,7 @@
         <w:spacing w:after="400"/>
       </w:pPr>
       <w:r>
-        <w:t xml:space="preserve">CEO</w:t>
+        <w:t xml:space="preserve">Chief Accountant</w:t>
       </w:r>
     </w:p>
     <w:p>
